--- a/proje_descriptif.docx
+++ b/proje_descriptif.docx
@@ -760,6 +760,32 @@
           <w:rFonts w:ascii="Cambria" w:hAnsi="Cambria"/>
         </w:rPr>
       </w:pPr>
+      <w:r>
+        <w:rPr>
+          <w:rFonts w:ascii="Cambria" w:hAnsi="Cambria"/>
+        </w:rPr>
+        <w:t xml:space="preserve">Pour adresse mail perso du site : google </w:t>
+      </w:r>
+      <w:proofErr w:type="spellStart"/>
+      <w:r>
+        <w:rPr>
+          <w:rFonts w:ascii="Cambria" w:hAnsi="Cambria"/>
+        </w:rPr>
+        <w:t>worsk</w:t>
+      </w:r>
+      <w:proofErr w:type="spellEnd"/>
+      <w:r>
+        <w:rPr>
+          <w:rFonts w:ascii="Cambria" w:hAnsi="Cambria"/>
+        </w:rPr>
+        <w:t xml:space="preserve"> space</w:t>
+      </w:r>
+      <w:r>
+        <w:rPr>
+          <w:rFonts w:ascii="Cambria" w:hAnsi="Cambria"/>
+        </w:rPr>
+        <w:t xml:space="preserve"> </w:t>
+      </w:r>
     </w:p>
     <w:sectPr>
       <w:pgSz w:w="11906" w:h="16838"/>
